--- a/testakten/sozialrecht-elektrorollstuhl-koerner-oldenburg/19_ergotherapeutischer_bericht.docx
+++ b/testakten/sozialrecht-elektrorollstuhl-koerner-oldenburg/19_ergotherapeutischer_bericht.docx
@@ -29,7 +29,7 @@
           <w:i w:val="0"/>
           <w:sz w:val="22"/>
         </w:rPr>
-        <w:t>Praxis fuer Ergotherapie, Melanie Bruns</w:t>
+        <w:t>Praxis für Ergotherapie, Melanie Bruns</w:t>
       </w:r>
     </w:p>
     <w:p>
@@ -40,7 +40,7 @@
           <w:i w:val="0"/>
           <w:sz w:val="22"/>
         </w:rPr>
-        <w:t>Nadorster Strasse 60, 26123 Oldenburg</w:t>
+        <w:t>Nadorster Straße 60, 26123 Oldenburg</w:t>
       </w:r>
     </w:p>
     <w:p/>
@@ -60,7 +60,7 @@
           <w:i w:val="0"/>
           <w:sz w:val="22"/>
         </w:rPr>
-        <w:t>Ergotherapeutische Befunderhebung im Auftrag des Hausarztes zur Beurteilung der Alltagskompetenz und Handlungsfaehigkeit von Herrn Heinz Koerner, Behandlung vom 20.05.2026 bis 03.06.2026, insgesamt vier Termine.</w:t>
+        <w:t>Ergotherapeutische Befunderhebung im Auftrag des Hausarztes zur Beurteilung der Alltagskompetenz und Handlungsfähigkeit von Herrn Heinz Körner, Behandlung vom 20.05.2026 bis 03.06.2026, insgesamt vier Termine.</w:t>
       </w:r>
     </w:p>
     <w:p>
@@ -68,7 +68,7 @@
         <w:pStyle w:val="Heading2"/>
       </w:pPr>
       <w:r>
-        <w:t>2. Befunderhebung Alltagsaktivitaeten</w:t>
+        <w:t>2. Befunderhebung Alltagsaktivitäten</w:t>
       </w:r>
     </w:p>
     <w:p>
@@ -79,7 +79,7 @@
           <w:i w:val="0"/>
           <w:sz w:val="22"/>
         </w:rPr>
-        <w:t>Transfer Bett zu Rollstuhl gelingt mit Anleitung und Haltegriff, benoetigt jedoch mehr Zeit als altersueblich. Greiffunktion beider Haende eingeschraenkt durch verminderte Sensibilitaet, feinmotorische Aufgaben wie das Bedienen eines Schluessels gelingen verlangsamt.</w:t>
+        <w:t>Transfer Bett zu Rollstuhl gelingt mit Anleitung und Haltegriff, benötigt jedoch mehr Zeit als altersüblich. Greiffunktion beider Hände eingeschränkt durch verminderte Sensibilität, feinmotorische Aufgaben wie das Bedienen eines Schlüssels gelingen verlangsamt.</w:t>
       </w:r>
     </w:p>
     <w:p>
@@ -98,7 +98,7 @@
           <w:i w:val="0"/>
           <w:sz w:val="22"/>
         </w:rPr>
-        <w:t>Beim Hausbesuch am 27.05.2026 zeigte sich, dass Herr Koerner die Wohnungstuer nur mit Muehe selbststaendig oeffnen kann, wenn er sich gleichzeitig am Rollator festhalten muss. Die Kuechenarbeitsflaeche ist im Stehen nur kurzzeitig nutzbar.</w:t>
+        <w:t>Beim Hausbesuch am 27.05.2026 zeigte sich, dass Herr Körner die Wohnungstür nur mit Mühe selbstständig öffnen kann, wenn er sich gleichzeitig am Rollator festhalten muss. Die Küchenarbeitsfläche ist im Stehen nur kurzzeitig nutzbar.</w:t>
       </w:r>
     </w:p>
     <w:p>
@@ -106,7 +106,7 @@
         <w:pStyle w:val="Heading2"/>
       </w:pPr>
       <w:r>
-        <w:t>4. Einschaetzung zur Hilfsmittelnutzung</w:t>
+        <w:t>4. Einschätzung zur Hilfsmittelnutzung</w:t>
       </w:r>
     </w:p>
     <w:p>
@@ -117,7 +117,7 @@
           <w:i w:val="0"/>
           <w:sz w:val="22"/>
         </w:rPr>
-        <w:t>Ein Elektrorollstuhl wuerde die Haende fuer Greif- und Bedienaufgaben freihalten, waehrend Gehstock und Rollator beide Haende zur Stabilisierung binden. Dies ist fuer die Verrichtung alltaeglicher Handlungen wie Tueroeffnen, Briefkasten leeren oder Einkaufstasche tragen von Bedeutung.</w:t>
+        <w:t>Ein Elektrorollstuhl würde die Hände für Greif- und Bedienaufgaben freihalten, während Gehstock und Rollator beide Hände zur Stabilisierung binden. Dies ist für die Verrichtung alltäglicher Handlungen wie Türöffnen, Briefkasten leeren oder Einkaufstasche tragen von Bedeutung.</w:t>
       </w:r>
     </w:p>
     <w:p>
@@ -136,22 +136,11 @@
           <w:i w:val="0"/>
           <w:sz w:val="22"/>
         </w:rPr>
-        <w:t>Aus ergotherapeutischer Sicht wird die Versorgung mit einem Elektrorollstuhl befuerwortet, verbunden mit einem strukturierten Bedienungstraining ueber vier bis sechs Einheiten.</w:t>
-      </w:r>
-    </w:p>
-    <w:p>
-      <w:r>
-        <w:rPr>
-          <w:rFonts w:ascii="Times New Roman" w:hAnsi="Times New Roman"/>
-          <w:b w:val="0"/>
-          <w:i w:val="0"/>
-          <w:sz w:val="22"/>
-        </w:rPr>
-        <w:t>Formathinweis: Dieses Aktenstück wird in Times New Roman, 11 pt, mit ausschließlich dezimaler Gliederung ausgegeben.</w:t>
+        <w:t>Aus ergotherapeutischer Sicht wird die Versorgung mit einem Elektrorollstuhl befürwortet, verbunden mit einem strukturierten Bedienungstraining über vier bis sechs Einheiten.</w:t>
       </w:r>
     </w:p>
     <w:sectPr>
-      <w:pgSz w:w="12240" w:h="15840"/>
+      <w:pgSz w:w="11906" w:h="16838"/>
       <w:pgMar w:top="1440" w:right="1800" w:bottom="1440" w:left="1800" w:header="720" w:footer="720" w:gutter="0"/>
       <w:cols w:space="720"/>
       <w:docGrid w:linePitch="360"/>
